--- a/毕设初稿（近终极）.docx
+++ b/毕设初稿（近终极）.docx
@@ -890,13 +890,8 @@
         <w:t>型，该模型从职业行为、能力、兴趣及创业意向等多个维度进行数据建模，旨在实现更加精准的职业匹配，为智能就业指导系统提供了理论支持。</w:t>
       </w:r>
       <w:r>
-        <w:t xml:space="preserve">Hajar </w:t>
-      </w:r>
-      <w:proofErr w:type="spellStart"/>
-      <w:r>
-        <w:t>Majjate</w:t>
-      </w:r>
-      <w:proofErr w:type="spellEnd"/>
+        <w:t>Hajar Majjate</w:t>
+      </w:r>
       <w:r>
         <w:t>等</w:t>
       </w:r>
@@ -950,13 +945,8 @@
       <w:r>
         <w:t>回归器的表现优于其他算法，这一方法同样能够为就业推荐系统提供指导。在知识图谱的应用方面，</w:t>
       </w:r>
-      <w:proofErr w:type="spellStart"/>
-      <w:r>
-        <w:t>Siyue</w:t>
-      </w:r>
-      <w:proofErr w:type="spellEnd"/>
-      <w:r>
-        <w:t xml:space="preserve"> Cha</w:t>
+      <w:r>
+        <w:t>Siyue Cha</w:t>
       </w:r>
       <w:r>
         <w:t>与</w:t>
@@ -1222,13 +1212,8 @@
       <w:r>
         <w:t>份大学生职业规划问卷的分析，提出了从机构设置、课程设计、师资力量及评价体系四个维度构建就业指导体系的建议，强调了就业服务体系的制度化与结构化。</w:t>
       </w:r>
-      <w:proofErr w:type="spellStart"/>
-      <w:r>
-        <w:t>Peisheng</w:t>
-      </w:r>
-      <w:proofErr w:type="spellEnd"/>
-      <w:r>
-        <w:t xml:space="preserve"> Wu</w:t>
+      <w:r>
+        <w:t>Peisheng Wu</w:t>
       </w:r>
       <w:r>
         <w:rPr>
@@ -1624,15 +1609,7 @@
         <w:t>”</w:t>
       </w:r>
       <w:r>
-        <w:t>现象展开研究，分析了就业观念、个人准备度与社会因素的关系，提出了针对性的解决策略。</w:t>
-      </w:r>
-      <w:proofErr w:type="gramStart"/>
-      <w:r>
-        <w:t>王洁与</w:t>
-      </w:r>
-      <w:proofErr w:type="gramEnd"/>
-      <w:r>
-        <w:t>杨文金</w:t>
+        <w:t>现象展开研究，分析了就业观念、个人准备度与社会因素的关系，提出了针对性的解决策略。王洁与杨文金</w:t>
       </w:r>
       <w:r>
         <w:rPr>
@@ -1688,13 +1665,8 @@
         <w:t>”</w:t>
       </w:r>
       <w:r>
-        <w:t>的表现与应对路径。</w:t>
-      </w:r>
-      <w:proofErr w:type="gramStart"/>
-      <w:r>
-        <w:t>李佳莹等</w:t>
-      </w:r>
-      <w:proofErr w:type="gramEnd"/>
+        <w:t>的表现与应对路径。李佳莹等</w:t>
+      </w:r>
       <w:r>
         <w:rPr>
           <w:vertAlign w:val="superscript"/>
@@ -1955,13 +1927,8 @@
         <w:t>Bootstrap</w:t>
       </w:r>
       <w:r>
-        <w:t>框架构建了就业信息管理系统，李燕</w:t>
-      </w:r>
-      <w:proofErr w:type="gramStart"/>
-      <w:r>
-        <w:t>燕</w:t>
-      </w:r>
-      <w:proofErr w:type="gramEnd"/>
+        <w:t>框架构建了就业信息管理系统，李燕燕</w:t>
+      </w:r>
       <w:r>
         <w:rPr>
           <w:vertAlign w:val="superscript"/>
@@ -2062,11 +2029,9 @@
       <w:r>
         <w:t>则开发了基于</w:t>
       </w:r>
-      <w:proofErr w:type="spellStart"/>
       <w:r>
         <w:t>HTML5</w:t>
       </w:r>
-      <w:proofErr w:type="spellEnd"/>
       <w:r>
         <w:t>的校友就业指导系统。胡思文</w:t>
       </w:r>
@@ -2440,6 +2405,20 @@
           <w:rFonts w:hint="eastAsia"/>
         </w:rPr>
         <w:t>技术体系为基础设计并实现就业指导系统，旨在弥补现有研究在系统实现层面与智能化功能结合不足的缺口，并为高校就业服务的数字化转型提供可行路径。</w:t>
+      </w:r>
+    </w:p>
+    <w:p>
+      <w:pPr>
+        <w:ind w:firstLine="480"/>
+        <w:rPr>
+          <w:rFonts w:hint="eastAsia"/>
+        </w:rPr>
+      </w:pPr>
+      <w:r>
+        <w:rPr>
+          <w:rFonts w:hint="eastAsia"/>
+        </w:rPr>
+        <w:t>112</w:t>
       </w:r>
     </w:p>
     <w:p>
@@ -2469,15 +2448,7 @@
       <w:bookmarkStart w:id="0" w:name="_Ref215836458"/>
       <w:bookmarkStart w:id="1" w:name="_Ref215836334"/>
       <w:r>
-        <w:t>Xu Xiaoxia. Development of a Socio-Technical Deep Neural Network Framework for Personalized Career Guidance and Entrepreneurship Training: A Systems Approach[J</w:t>
-      </w:r>
-      <w:proofErr w:type="gramStart"/>
-      <w:r>
-        <w:t>].International</w:t>
-      </w:r>
-      <w:proofErr w:type="gramEnd"/>
-      <w:r>
-        <w:t xml:space="preserve"> Journal of Information Technologies and Systems Approach (IJITSA),2025,18(1):</w:t>
+        <w:t>Xu Xiaoxia. Development of a Socio-Technical Deep Neural Network Framework for Personalized Career Guidance and Entrepreneurship Training: A Systems Approach[J].International Journal of Information Technologies and Systems Approach (IJITSA),2025,18(1):</w:t>
       </w:r>
       <w:bookmarkEnd w:id="0"/>
     </w:p>
@@ -2492,73 +2463,15 @@
       </w:pPr>
       <w:bookmarkStart w:id="2" w:name="_Ref215836465"/>
       <w:r>
-        <w:t xml:space="preserve">Hajar </w:t>
-      </w:r>
-      <w:proofErr w:type="spellStart"/>
-      <w:proofErr w:type="gramStart"/>
-      <w:r>
-        <w:t>Majjate,Youssra</w:t>
-      </w:r>
-      <w:proofErr w:type="spellEnd"/>
-      <w:proofErr w:type="gramEnd"/>
-      <w:r>
-        <w:t xml:space="preserve"> </w:t>
-      </w:r>
-      <w:proofErr w:type="spellStart"/>
-      <w:proofErr w:type="gramStart"/>
-      <w:r>
-        <w:t>Bellarhmouch,Adil</w:t>
-      </w:r>
-      <w:proofErr w:type="spellEnd"/>
-      <w:proofErr w:type="gramEnd"/>
-      <w:r>
-        <w:t xml:space="preserve"> </w:t>
-      </w:r>
-      <w:proofErr w:type="spellStart"/>
-      <w:proofErr w:type="gramStart"/>
-      <w:r>
-        <w:t>Jeghal,Ali</w:t>
-      </w:r>
-      <w:proofErr w:type="spellEnd"/>
-      <w:proofErr w:type="gramEnd"/>
-      <w:r>
-        <w:t xml:space="preserve"> </w:t>
-      </w:r>
-      <w:proofErr w:type="spellStart"/>
-      <w:proofErr w:type="gramStart"/>
-      <w:r>
-        <w:t>Yahyaouy,Hamid</w:t>
-      </w:r>
-      <w:proofErr w:type="spellEnd"/>
-      <w:proofErr w:type="gramEnd"/>
-      <w:r>
-        <w:t xml:space="preserve"> </w:t>
-      </w:r>
-      <w:proofErr w:type="spellStart"/>
-      <w:proofErr w:type="gramStart"/>
-      <w:r>
-        <w:t>Tairi,Khalid</w:t>
-      </w:r>
-      <w:proofErr w:type="spellEnd"/>
-      <w:proofErr w:type="gramEnd"/>
-      <w:r>
-        <w:t xml:space="preserve"> Alaoui Zidani. AI-Powered Academic Guidance and Counseling System Based on Student Profile and Interests</w:t>
+        <w:t>Hajar Majjate,Youssra Bellarhmouch,Adil Jeghal,Ali Yahyaouy,Hamid Tairi,Khalid Alaoui Zidani. AI-Powered Academic Guidance and Counseling System Based on Student Profile and Interests</w:t>
       </w:r>
       <w:bookmarkStart w:id="3" w:name="_Hlk215835832"/>
       <w:r>
-        <w:t>[J</w:t>
-      </w:r>
-      <w:proofErr w:type="gramStart"/>
-      <w:r>
-        <w:t>]</w:t>
+        <w:t>[J]</w:t>
       </w:r>
       <w:bookmarkEnd w:id="3"/>
       <w:r>
-        <w:t>.Applied</w:t>
-      </w:r>
-      <w:proofErr w:type="gramEnd"/>
-      <w:r>
-        <w:t xml:space="preserve"> System Innovation,2023,7(1)</w:t>
+        <w:t>.Applied System Innovation,2023,7(1)</w:t>
       </w:r>
       <w:r>
         <w:rPr>
@@ -2578,31 +2491,8 @@
         <w:ind w:left="482" w:firstLine="0"/>
       </w:pPr>
       <w:bookmarkStart w:id="4" w:name="_Ref215836473"/>
-      <w:proofErr w:type="spellStart"/>
-      <w:r>
-        <w:t>Siyue</w:t>
-      </w:r>
-      <w:proofErr w:type="spellEnd"/>
-      <w:r>
-        <w:t xml:space="preserve"> </w:t>
-      </w:r>
-      <w:proofErr w:type="spellStart"/>
-      <w:proofErr w:type="gramStart"/>
-      <w:r>
-        <w:t>Cha,Hong</w:t>
-      </w:r>
-      <w:proofErr w:type="spellEnd"/>
-      <w:proofErr w:type="gramEnd"/>
-      <w:r>
-        <w:t xml:space="preserve"> Li. Design and Implementation of College Students' Employment Guidance System Based on Knowledge Graph[J</w:t>
-      </w:r>
-      <w:proofErr w:type="gramStart"/>
-      <w:r>
-        <w:t>].The</w:t>
-      </w:r>
-      <w:proofErr w:type="gramEnd"/>
-      <w:r>
-        <w:t xml:space="preserve"> Frontiers of Society, Science and Technology,2023,5(15)</w:t>
+      <w:r>
+        <w:t>Siyue Cha,Hong Li. Design and Implementation of College Students' Employment Guidance System Based on Knowledge Graph[J].The Frontiers of Society, Science and Technology,2023,5(15)</w:t>
       </w:r>
       <w:r>
         <w:rPr>
@@ -2638,15 +2528,7 @@
       </w:pPr>
       <w:bookmarkStart w:id="6" w:name="_Ref215836488"/>
       <w:r>
-        <w:t xml:space="preserve">Huan Yu, Ru Zhang, </w:t>
-      </w:r>
-      <w:proofErr w:type="spellStart"/>
-      <w:r>
-        <w:t>Cheonshik</w:t>
-      </w:r>
-      <w:proofErr w:type="spellEnd"/>
-      <w:r>
-        <w:t xml:space="preserve"> Kim. Intelligent analysis system of college students' employment and entrepreneurship situation: Big data and artificial intelligence-driven approach [J]. Computers and Electrical Engineering,2023,108823</w:t>
+        <w:t>Huan Yu, Ru Zhang, Cheonshik Kim. Intelligent analysis system of college students' employment and entrepreneurship situation: Big data and artificial intelligence-driven approach [J]. Computers and Electrical Engineering,2023,108823</w:t>
       </w:r>
       <w:r>
         <w:rPr>
@@ -2682,15 +2564,7 @@
       </w:pPr>
       <w:bookmarkStart w:id="8" w:name="_Ref215836500"/>
       <w:r>
-        <w:t>Juan Chen. Construction of career planning and employment guidance system for college students[J</w:t>
-      </w:r>
-      <w:proofErr w:type="gramStart"/>
-      <w:r>
-        <w:t>].Applied</w:t>
-      </w:r>
-      <w:proofErr w:type="gramEnd"/>
-      <w:r>
-        <w:t xml:space="preserve"> Mathematics and Nonlinear Sciences,2024,9(1)</w:t>
+        <w:t>Juan Chen. Construction of career planning and employment guidance system for college students[J].Applied Mathematics and Nonlinear Sciences,2024,9(1)</w:t>
       </w:r>
       <w:r>
         <w:rPr>
@@ -2710,21 +2584,8 @@
         <w:ind w:left="482" w:firstLine="0"/>
       </w:pPr>
       <w:bookmarkStart w:id="9" w:name="_Ref215836506"/>
-      <w:proofErr w:type="spellStart"/>
-      <w:r>
-        <w:t>Peisheng</w:t>
-      </w:r>
-      <w:proofErr w:type="spellEnd"/>
-      <w:r>
-        <w:t xml:space="preserve"> Wu. Construction Research on the Employment Guidance System for Vocational College Students[J</w:t>
-      </w:r>
-      <w:proofErr w:type="gramStart"/>
-      <w:r>
-        <w:t>].Advances</w:t>
-      </w:r>
-      <w:proofErr w:type="gramEnd"/>
-      <w:r>
-        <w:t xml:space="preserve"> in Vocational and Technical Education,2023,5(10)</w:t>
+      <w:r>
+        <w:t>Peisheng Wu. Construction Research on the Employment Guidance System for Vocational College Students[J].Advances in Vocational and Technical Education,2023,5(10)</w:t>
       </w:r>
       <w:r>
         <w:rPr>
@@ -2745,23 +2606,7 @@
       </w:pPr>
       <w:bookmarkStart w:id="10" w:name="_Ref215836515"/>
       <w:r>
-        <w:t xml:space="preserve">Jun Zheng, </w:t>
-      </w:r>
-      <w:proofErr w:type="spellStart"/>
-      <w:r>
-        <w:t>Jundong</w:t>
-      </w:r>
-      <w:proofErr w:type="spellEnd"/>
-      <w:r>
-        <w:t xml:space="preserve"> Tang, </w:t>
-      </w:r>
-      <w:proofErr w:type="spellStart"/>
-      <w:r>
-        <w:t>Jiansheng</w:t>
-      </w:r>
-      <w:proofErr w:type="spellEnd"/>
-      <w:r>
-        <w:t xml:space="preserve"> Gao. Construction of Graduate Employment Service System Based on Public Information Platform [J]. Applied Mechanics and Materials,2012,102-104:3007-3010.</w:t>
+        <w:t>Jun Zheng, Jundong Tang, Jiansheng Gao. Construction of Graduate Employment Service System Based on Public Information Platform [J]. Applied Mechanics and Materials,2012,102-104:3007-3010.</w:t>
       </w:r>
       <w:bookmarkEnd w:id="10"/>
     </w:p>
@@ -3737,14 +3582,12 @@
         </w:rPr>
         <w:t>基于</w:t>
       </w:r>
-      <w:proofErr w:type="spellStart"/>
       <w:r>
         <w:rPr>
           <w:rFonts w:hint="eastAsia"/>
         </w:rPr>
         <w:t>BlackBoard</w:t>
       </w:r>
-      <w:proofErr w:type="spellEnd"/>
       <w:r>
         <w:rPr>
           <w:rFonts w:hint="eastAsia"/>
